--- a/klagomål/A 4125-2022 FSC-klagomål.docx
+++ b/klagomål/A 4125-2022 FSC-klagomål.docx
@@ -1009,7 +1009,7 @@
     <w:r>
       <w:tab/>
       <w:tab/>
-      <w:t>2026-06-18</w:t>
+      <w:t>2026-06-19</w:t>
       <w:br/>
       <w:br/>
     </w:r>

--- a/klagomål/A 4125-2022 FSC-klagomål.docx
+++ b/klagomål/A 4125-2022 FSC-klagomål.docx
@@ -1009,7 +1009,7 @@
     <w:r>
       <w:tab/>
       <w:tab/>
-      <w:t>2026-06-19</w:t>
+      <w:t>2026-06-20</w:t>
       <w:br/>
       <w:br/>
     </w:r>

--- a/klagomål/A 4125-2022 FSC-klagomål.docx
+++ b/klagomål/A 4125-2022 FSC-klagomål.docx
@@ -168,38 +168,7 @@
     </w:p>
     <w:p>
       <w:r>
-        <w:t>Detta dokument behandlar höga naturvärden i avverkningsanmälan A 4125-2022 i Nybro kommun som inkom 2022-01-26 och omfattar 0,9 ha.</w:t>
-      </w:r>
-    </w:p>
-    <w:p>
-      <w:r>
-        <w:t>Nedan presenteras fynd av naturvårdsarter och fridlysta arter som gjorts i det avverkningsanmälda området, samt relevanta utdrag ur standarderna för FSC, Chain of Custody, Controlled Wood och PEFC. I BILAGA 1 finns artfakta om fridlysta arter.</w:t>
-      </w:r>
-    </w:p>
-    <w:p>
-      <w:r>
-        <w:t>Vi förväntar oss att ni återkommer med ett skriftligt svar på vårt klagomål och även beskriver vilka korrigerande åtgärder ni satt in för att rätta till identifierade brister i er efterlevnad av den svenska FSC standarden.</w:t>
-      </w:r>
-    </w:p>
-    <w:p>
-      <w:pPr>
-        <w:pStyle w:val="Heading1"/>
-      </w:pPr>
-      <w:r>
-        <w:t>Naturvårdsarter</w:t>
-      </w:r>
-    </w:p>
-    <w:p>
-      <w:r>
-        <w:t>Inom 2 meter från avverkningsanmälan har följande 4 naturvårdsarter hittats: barbastell (NT, §4a), brunlångöra (NT, §4a), nordfladdermus (NT, §4a) och dvärgpipistrell (§4a). Av dessa är 3 rödlistade. För rödlistade arter har rödlistekategorin angivits inom parentes. För fridlysta arter anges även paragrafen i Artskyddsförordningen som arten är fridlyst enligt.</w:t>
-      </w:r>
-    </w:p>
-    <w:p>
-      <w:r>
-        <w:t>De påträffade naturvårdsarterna är ett tydligt kvitto på att det rör sig om en skog med höga naturvärden.</w:t>
-      </w:r>
-      <w:r>
-        <w:t xml:space="preserve"> I Figur 1 visas fyndplatser för naturvårdsarter i området, som finns registrerade på Artportalen.</w:t>
+        <w:t>Detta klagomål behandlar höga naturvärden i avverkningsanmälan A 4125-2022 i Nybro kommun som inkom 2022-01-26 och omfattar 0,9 ha.</w:t>
       </w:r>
     </w:p>
     <w:p>
@@ -209,7 +178,7 @@
       <w:r>
         <w:drawing>
           <wp:inline xmlns:a="http://schemas.openxmlformats.org/drawingml/2006/main" xmlns:pic="http://schemas.openxmlformats.org/drawingml/2006/picture">
-            <wp:extent cx="5085124" cy="5688000"/>
+            <wp:extent cx="5117309" cy="5724000"/>
             <wp:docPr id="1" name="Picture 1"/>
             <wp:cNvGraphicFramePr>
               <a:graphicFrameLocks noChangeAspect="1"/>
@@ -230,7 +199,7 @@
                   <pic:spPr>
                     <a:xfrm>
                       <a:off x="0" y="0"/>
-                      <a:ext cx="5085124" cy="5688000"/>
+                      <a:ext cx="5117309" cy="5724000"/>
                     </a:xfrm>
                     <a:prstGeom prst="rect"/>
                   </pic:spPr>
@@ -247,7 +216,110 @@
         <w:spacing w:after="240"/>
       </w:pPr>
       <w:r>
-        <w:t>Figur 1. Fyndplatser för naturvårdsarter inom 2 meter från avverkningsanmälan (röd linje). Markörer utan svart kant är placerade på fyndplatsen. Markörer med svart kant är placerade vid sidan av fyndplatsen och har ett svart streck som visar fyndplatsens exakta position. Kartans mittpunktskoordinat är N 6304685, E 569667 i SWEREF 99 TM.</w:t>
+        <w:t>Figur 1. Fyndplatser för naturvårdsarter inom 2 meter från avverkningsanmälan. Markörer utan svart kant är placerade på fyndplatsen. Markörer med svart kant är placerade vid sidan av fyndplatsen har ett svart streck som visar fyndplatsens exakta position. Kartans mittpunktskoordinat är N 6304685, E 569667 i SWEREF 99 TM.</w:t>
+      </w:r>
+    </w:p>
+    <w:p>
+      <w:r>
+        <w:t>Inom 2 meter från avverkningsanmälan finns fynd av 4 naturvårdsarter, varav 3 är rödlistade och 4 är fridlysta: barbastell (NT, §4a), brunlångöra (NT, §4a), nordfladdermus (NT, §4a) och dvärgpipistrell (§4a). Se Figur 1.</w:t>
+      </w:r>
+    </w:p>
+    <w:p>
+      <w:r>
+        <w:t>Nedan presenteras relevanta utdrag ur standarderna för FSC, Chain of Custody, Controlled Wood och PEFC.</w:t>
+      </w:r>
+    </w:p>
+    <w:p>
+      <w:r>
+        <w:t>Vi förväntar oss att ni återkommer med ett skriftligt svar på vårt klagomål och även beskriver vilka korrigerande åtgärder ni satt in för att rätta till identifierade brister i er efterlevnad av den svenska FSC standarden.</w:t>
+      </w:r>
+    </w:p>
+    <w:p>
+      <w:pPr>
+        <w:pStyle w:val="Heading1"/>
+      </w:pPr>
+      <w:r>
+        <w:t>Naturvårdsarter och fridlysta arter</w:t>
+      </w:r>
+    </w:p>
+    <w:p>
+      <w:r>
+        <w:t>Nedan följer beskrivningar av de naturvårdsarter och fridlysta arter som har sina livsmiljöer och växtplatser i den avverkningsanmälda skogen. Se även ytterligare artfakta i BILAGA 1. De påträffade naturvårdsarterna är ett tydligt kvitto på att det rör sig om en skog med höga naturvärden.</w:t>
+      </w:r>
+    </w:p>
+    <w:p>
+      <w:r>
+        <w:rPr>
+          <w:b/>
+        </w:rPr>
+        <w:t xml:space="preserve">Barbastell (NT, §4a) </w:t>
+      </w:r>
+      <w:r>
+        <w:t>omfattas av bilaga 2 och 4 EU:s art- och habitatdirektiv vilket innebär att arten och dess livsmiljöer är strikt skyddade samt att Natura 2000-områden ska inrättas. Den är globalt rödlistad som nära hotad (NT) och i den europeiska rödlistan är den klassad som sårbar (VU). Barbastell omfattas av ett åtgärdsprogram för hotade arter (ÅGP) och inför upprättandet av åtgärdsprogrammet för arten 2015, konstaterade EU-kommissionen att Sverige inte skyddat tillräckligt med områden för arten i boreal biogeografisk region (SLU Artdatabanken, 2024; IUCN, 2016; Ahlén, 2015).</w:t>
+      </w:r>
+    </w:p>
+    <w:p>
+      <w:r>
+        <w:t>Barbastellen föredrar ett halvöppet landskap med betes- och slåttermarker och gamla bondeskogar där den är speciellt inriktad på att ta fjärilar, framför allt småfjärilar, men även andra smådjursgrupper, t.ex. tvåvingar och spindlar. Bevarande av livsmiljöer är särskilt relevant i gammaldags utmarksskog eftersom det är en biotop som drastiskt minskat och hotas av skogsbruk. Om sådan skog kalavverkas och ersätts av ett plantageskogsbruk är förutsättningarna för förekomst av barbastell förstörda för lång tid framåt. Utvecklingen på Sydsvenska höglandet där huvuddelen av populationen finns är osäker och pågående landskapsförändringar befaras kunna leda till minskning med regionala och lokala försvinnande inom den kommande 21 års perioden. Minskningstakten för den svenska populationen bedöms vara nära gränsvärdet för Sårbar (VU). (A3c) (SLU Artdatabanken, 2024; Ahlén, 2015).</w:t>
+      </w:r>
+    </w:p>
+    <w:p>
+      <w:r>
+        <w:rPr>
+          <w:b/>
+        </w:rPr>
+        <w:t>Brunlångöra (NT, §4a)</w:t>
+      </w:r>
+      <w:r>
+        <w:t xml:space="preserve"> omfattas av bilaga 4 EU:s art- och habitatdirektiv vilket innebär att arten och dess livsmiljöer är strikt skyddade. Brunlångöra förekommer framförallt inne i relativt tät skog men födosöker också i trädgårdar, parker och hagar. Den har minskat med 17,5 (5–30) % under de senaste 21 åren och minskningstakten för den svenska populationen bedöms vara nära gränsvärdet för Sårbar (VU). (A2bc). Brunlångöra är typisk art för </w:t>
+      </w:r>
+      <w:r>
+        <w:rPr>
+          <w:i/>
+        </w:rPr>
+        <w:t>8310 Grottor</w:t>
+      </w:r>
+      <w:r>
+        <w:t xml:space="preserve"> och </w:t>
+      </w:r>
+      <w:r>
+        <w:rPr>
+          <w:i/>
+        </w:rPr>
+        <w:t>8330</w:t>
+      </w:r>
+      <w:r>
+        <w:t xml:space="preserve"> (SLU Artdatabanken, 2024).</w:t>
+      </w:r>
+    </w:p>
+    <w:p>
+      <w:r>
+        <w:rPr>
+          <w:b/>
+        </w:rPr>
+        <w:t>Nordfladdermus (NT, §4a)</w:t>
+      </w:r>
+      <w:r>
+        <w:t xml:space="preserve"> omfattas av bilaga 4 EU:s art- och habitatdirektiv vilket innebär ett strikt skydd där arten och dess livsmiljöer ska bevaras. Nordfladdermus föredrar variationsrik skog med förekomst av sjöar, vattendrag och våtmarker och hittas framförallt i halvöppna miljöer som trädbärande beteshagar och i kantzoner mellan skog och odlingsmark. Den undviker stora öppna områden som stora hyggen och större sammanhängande planteringar vilket minskar längden bryn och landskapets heterogenitet och därmed födotillgången och mängden lämpliga jaktplatser. Skogsbruksåtgärder som leder till minskad förekomst av äldre, gles skog och då särskilt tillgång på hålträd och träd med löst sittande bark kan leda till brist på koloniplatser och viloplatser. Nordfladdermus har minskat med 27,5 (5–50) % under de senaste 21 åren och minskningstakten för den svenska populationen bedöms vara nära gränsvärdet för Sårbar (VU). (A2bc) (SLU Artdatabanken, 2024; Skogsstyrelsen, 2016).</w:t>
+      </w:r>
+    </w:p>
+    <w:p>
+      <w:r>
+        <w:rPr>
+          <w:b/>
+        </w:rPr>
+        <w:t>Dvärgpipistrell (§4a)</w:t>
+      </w:r>
+      <w:r>
+        <w:t xml:space="preserve"> omfattas av bilaga 4 EU:s art- och habitatdirektiv vilket innebär ett strikt skydd där arten och dess livsmiljöer ska bevaras. Arten förekommer i alla typer av glesare skogar men föredrar framförallt lövskog. Den födosöker inne bland träden och man hittar den i trädbärande beteshagar, i kantzoner mellan skog och odlingsmark, i närheten av vatten och i bymiljöer. Den undviker stora sammanhängande öppna miljöer såsom åkrar och hyggen. Skogsbruksåtgärder som leder till minskad förekomst av äldre, gles skog och då särskilt tillgång på hålträd och träd med löst sittande bark kan leda till brist på koloniplatser och viloplatser (SLU Artdatabanken, 2024; Skogsstyrelsen, 2016).</w:t>
+      </w:r>
+    </w:p>
+    <w:p>
+      <w:pPr>
+        <w:pStyle w:val="Heading1"/>
+      </w:pPr>
+      <w:r>
+        <w:t>Certifiering</w:t>
       </w:r>
     </w:p>
     <w:p>
@@ -255,12 +327,7 @@
         <w:pStyle w:val="Heading2"/>
       </w:pPr>
       <w:r>
-        <w:t>Fridlysta arter</w:t>
-      </w:r>
-    </w:p>
-    <w:p>
-      <w:r>
-        <w:t>Följande fridlysta arter har sina livsmiljöer och växtplatser i den avverkningsanmälda skogen: barbastell (NT, §4a), brunlångöra (NT, §4a), nordfladdermus (NT, §4a) och dvärgpipistrell (§4a).</w:t>
+        <w:t>Ur FSC-standarden</w:t>
       </w:r>
     </w:p>
     <w:p>
@@ -268,15 +335,10 @@
         <w:rPr>
           <w:b/>
         </w:rPr>
-        <w:t xml:space="preserve">Barbastell (NT, §4a) </w:t>
-      </w:r>
-      <w:r>
-        <w:t>omfattas av bilaga 2 och 4 EU:s art- och habitatdirektiv vilket innebär att arten och dess livsmiljöer är strikt skyddade samt att Natura 2000-områden ska inrättas. Den är globalt rödlistad som nära hotad (NT) och i den europeiska rödlistan är den klassad som sårbar (VU). Barbastell omfattas av ett åtgärdsprogram för hotade arter (ÅGP) och inför upprättandet av åtgärdsprogrammet för arten 2015, konstaterade EU-kommissionen att Sverige inte skyddat tillräckligt med områden för arten i boreal biogeografisk region (SLU Artdatabanken, 2024; IUCN, 2016; Ahlén, 2015).</w:t>
-      </w:r>
-    </w:p>
-    <w:p>
-      <w:r>
-        <w:t>Barbastellen föredrar ett halvöppet landskap med betes- och slåttermarker och gamla bondeskogar där den är speciellt inriktad på att ta fjärilar, framför allt småfjärilar, men även andra smådjursgrupper, t.ex. tvåvingar och spindlar. Bevarande av livsmiljöer är särskilt relevant i gammaldags utmarksskog eftersom det är en biotop som drastiskt minskat och hotas av skogsbruk. Om sådan skog kalavverkas och ersätts av ett plantageskogsbruk är förutsättningarna för förekomst av barbastell förstörda för lång tid framåt. Utvecklingen på Sydsvenska höglandet där huvuddelen av populationen finns är osäker och pågående landskapsförändringar befaras kunna leda till minskning med regionala och lokala försvinnande inom den kommande 21 års perioden. Minskningstakten för den svenska populationen bedöms vara nära gränsvärdet för Sårbar (VU). (A3c) (SLU Artdatabanken, 2024; Ahlén, 2015).</w:t>
+        <w:t xml:space="preserve">PRINCIP 1: LAGEFTERLEVNAD: </w:t>
+      </w:r>
+      <w:r>
+        <w:t>Certifikatsinnehavaren ska följa alla tillämpliga lagar, förordningar och nationellt ratificerade internationella avtal, konventioner och överenskommelser.</w:t>
       </w:r>
     </w:p>
     <w:p>
@@ -284,55 +346,218 @@
         <w:rPr>
           <w:b/>
         </w:rPr>
-        <w:t>Brunlångöra (NT, §4a)</w:t>
-      </w:r>
-      <w:r>
-        <w:t xml:space="preserve"> omfattas av bilaga 4 EU:s art- och habitatdirektiv vilket innebär att arten och dess livsmiljöer är strikt skyddade. Brunlångöra förekommer framförallt inne i relativt tät skog men födosöker också i trädgårdar, parker och hagar. Den har minskat med 17,5 (5–30) % under de senaste 21 åren och minskningstakten för den svenska populationen bedöms vara nära gränsvärdet för Sårbar (VU). (A2bc). Brunlångöra är typisk art för </w:t>
+        <w:t xml:space="preserve">1.3.1 </w:t>
+      </w:r>
+      <w:r>
+        <w:t>Tillämpliga lagar och föreskrifter för brukandet av skogen följs.</w:t>
+      </w:r>
+    </w:p>
+    <w:p>
+      <w:pPr>
+        <w:pStyle w:val="ListBullet"/>
+      </w:pPr>
+      <w:r>
+        <w:rPr>
+          <w:b/>
+          <w:i/>
+        </w:rPr>
+        <w:t xml:space="preserve">Kommentar: </w:t>
+      </w:r>
+      <w:r>
+        <w:t>I den avverkningsanmälda skogen har fridlysta arter sina livsmiljöer och växtplatser. Att skada de fridlysta arternas livsmiljöer, växtplatser eller ekologiska funktion är inte tillåtet enligt artskyddsförordningen.</w:t>
+      </w:r>
+    </w:p>
+    <w:p>
+      <w:r>
+        <w:rPr>
+          <w:b/>
+        </w:rPr>
+        <w:t xml:space="preserve">6.4 </w:t>
+      </w:r>
+      <w:r>
+        <w:t>Certifikatsinnehavaren ska skydda sällsynta arter och hotade arter samt deras livsmiljöer inom skogsbruksenheten. Det ska ske genom avsättningar, andra skyddade områden och genom att skapa konnektivitet och/eller genom andra direkta åtgärder som gynnar dessa arters överlevnad och livskraft. Åtgärderna ska stå i förhållande till brukandets skala, intensitet och risk, samt till sällsynta och hotade arters bevarandestatus och ekologiska krav. Certifikatsinnehavaren ska beakta den geografiska spridningen och ekologiska krav hos sällsynta och hotade arter utanför skogsbruksenhetens gränser när beslut om åtgärder inom skogsbruksenheten ska fattas.</w:t>
+      </w:r>
+    </w:p>
+    <w:p>
+      <w:r>
+        <w:rPr>
+          <w:b/>
+        </w:rPr>
+        <w:t xml:space="preserve">6.4.3 </w:t>
+      </w:r>
+      <w:r>
+        <w:t>Bevarandeåtgärder genomförs för de kända förekomster av rödlistade arter som påverkas av skogsbruk.</w:t>
+      </w:r>
+    </w:p>
+    <w:p>
+      <w:pPr>
+        <w:pStyle w:val="ListBullet"/>
+      </w:pPr>
+      <w:r>
+        <w:rPr>
+          <w:b/>
+          <w:i/>
+        </w:rPr>
+        <w:t xml:space="preserve">Kommentar: </w:t>
       </w:r>
       <w:r>
         <w:rPr>
           <w:i/>
         </w:rPr>
-        <w:t>8310 Grottor</w:t>
-      </w:r>
-      <w:r>
-        <w:t xml:space="preserve"> och </w:t>
+        <w:t>I det avverkningsanmälda skogsområdet har 4 naturvårdsarter varav 3 rödlistade arter sina livsmiljöer och växtplatser.</w:t>
+      </w:r>
+    </w:p>
+    <w:p>
+      <w:pPr>
+        <w:pStyle w:val="Heading2"/>
+      </w:pPr>
+      <w:r>
+        <w:t>Ur Chain of Custody Certification (FSC-STD-40-004 ver 3.0)</w:t>
+      </w:r>
+    </w:p>
+    <w:p>
+      <w:r>
+        <w:rPr>
+          <w:b/>
+        </w:rPr>
+        <w:t xml:space="preserve">1.3 </w:t>
+      </w:r>
+      <w:r>
+        <w:t xml:space="preserve">The organization shall commit to the FSC values as defined in FSC-POL-01-004 Policy for the Association of Organizations with FSC. </w:t>
+      </w:r>
+    </w:p>
+    <w:p>
+      <w:pPr>
+        <w:pStyle w:val="Heading2"/>
+      </w:pPr>
+      <w:r>
+        <w:t>Ur FSC:s policy för associerade organisationer (FSC-POL-01-004)</w:t>
+      </w:r>
+    </w:p>
+    <w:p>
+      <w:r>
+        <w:t xml:space="preserve">Som “Chain of Custody”-certifierad organisation är skogsbolaget bunden av de fastställda reglerna i Del 1 Punkt 1 c) i Policy för organisationer associerade med FSC (FSC-POL-01-004 V2-0 EN + SVE version 2012-03-02): </w:t>
+      </w:r>
+    </w:p>
+    <w:p>
+      <w:pPr>
+        <w:pStyle w:val="ListNumber"/>
+      </w:pPr>
+      <w:r>
+        <w:t>De organisationer FSC kan acceptera association med får inte direkt eller indirekt ha några kopplingar till nedanstående, oacceptabla aktiviteter:</w:t>
+      </w:r>
+    </w:p>
+    <w:p>
+      <w:pPr>
+        <w:ind w:left="357"/>
+      </w:pPr>
+      <w:r>
+        <w:t>a) Olaglig skogsavverkning och handel med olagligt avverkat virke eller skogsprodukter</w:t>
+      </w:r>
+    </w:p>
+    <w:p>
+      <w:pPr>
+        <w:ind w:left="357"/>
+      </w:pPr>
+      <w:r>
+        <w:t>...</w:t>
+      </w:r>
+    </w:p>
+    <w:p>
+      <w:pPr>
+        <w:ind w:left="357"/>
+      </w:pPr>
+      <w:r>
+        <w:t>c) Skogsbruk som förstör höga naturvärden</w:t>
+      </w:r>
+    </w:p>
+    <w:p>
+      <w:pPr>
+        <w:ind w:left="357"/>
+      </w:pPr>
+      <w:r>
+        <w:t>d) Betydande omvandling av skog till plantager eller annan, icke skoglig, markanvändning</w:t>
+      </w:r>
+    </w:p>
+    <w:p>
+      <w:pPr>
+        <w:pStyle w:val="ListBullet"/>
+      </w:pPr>
+      <w:r>
+        <w:rPr>
+          <w:b/>
+          <w:i/>
+        </w:rPr>
+        <w:t xml:space="preserve">Kommentar: </w:t>
       </w:r>
       <w:r>
         <w:rPr>
           <w:i/>
         </w:rPr>
-        <w:t>8330</w:t>
-      </w:r>
-      <w:r>
-        <w:t xml:space="preserve"> (SLU Artdatabanken, 2024).</w:t>
+        <w:t>Avverkning av skog med höga naturvärden samt skada på fridlysta arter strider både mot FSC Controlled Wood-standarden och FSC:s policy for associerade organisationer.</w:t>
       </w:r>
     </w:p>
     <w:p>
+      <w:pPr>
+        <w:pStyle w:val="Heading2"/>
+      </w:pPr>
+      <w:r>
+        <w:t>Ur FSC Controlled Wood (FSC-STD-40-005)</w:t>
+      </w:r>
+    </w:p>
+    <w:p>
+      <w:r>
+        <w:t>Virke som inte accepteras i FSC-märkta produkter (oacceptabelt ursprung) enligt FSC Controlled Wood (FSC-STD-40-005):</w:t>
+      </w:r>
+    </w:p>
+    <w:p>
+      <w:pPr>
+        <w:pStyle w:val="ListNumber"/>
+      </w:pPr>
+      <w:r>
+        <w:t>Illegalt avverkat virke.</w:t>
+      </w:r>
+    </w:p>
+    <w:p>
+      <w:pPr>
+        <w:pStyle w:val="ListNumber"/>
+      </w:pPr>
+      <w:r>
+        <w:t>...</w:t>
+      </w:r>
+    </w:p>
+    <w:p>
+      <w:pPr>
+        <w:pStyle w:val="ListNumber"/>
+      </w:pPr>
+      <w:r>
+        <w:t>Virke från avverkningar som hotar höga naturvärden.</w:t>
+      </w:r>
+    </w:p>
+    <w:p>
+      <w:pPr>
+        <w:pStyle w:val="ListNumber"/>
+      </w:pPr>
+      <w:r>
+        <w:t>Virke från skog som konverteras till plantager eller icke-skogligt bruk.</w:t>
+      </w:r>
+    </w:p>
+    <w:p>
+      <w:pPr>
+        <w:pStyle w:val="ListBullet"/>
+      </w:pPr>
       <w:r>
         <w:rPr>
           <w:b/>
+          <w:i/>
         </w:rPr>
-        <w:t>Dvärgpipistrell (§4a)</w:t>
-      </w:r>
-      <w:r>
-        <w:t xml:space="preserve"> omfattas av bilaga 4 EU:s art- och habitatdirektiv vilket innebär ett strikt skydd där arten och dess livsmiljöer ska bevaras. Arten förekommer i alla typer av glesare skogar men föredrar framförallt lövskog. Den födosöker inne bland träden och man hittar den i trädbärande beteshagar, i kantzoner mellan skog och odlingsmark, i närheten av vatten och i bymiljöer. Den undviker stora sammanhängande öppna miljöer såsom åkrar och hyggen. Skogsbruksåtgärder som leder till minskad förekomst av äldre, gles skog och då särskilt tillgång på hålträd och träd med löst sittande bark kan leda till brist på koloniplatser och viloplatser (SLU Artdatabanken, 2024; Skogsstyrelsen, 2016).</w:t>
-      </w:r>
-    </w:p>
-    <w:p>
+        <w:t xml:space="preserve">Kommentar: </w:t>
+      </w:r>
       <w:r>
         <w:rPr>
-          <w:b/>
+          <w:i/>
         </w:rPr>
-        <w:t>Nordfladdermus (NT, §4a)</w:t>
-      </w:r>
-      <w:r>
-        <w:t xml:space="preserve"> omfattas av bilaga 4 EU:s art- och habitatdirektiv vilket innebär ett strikt skydd där arten och dess livsmiljöer ska bevaras. Nordfladdermus föredrar variationsrik skog med förekomst av sjöar, vattendrag och våtmarker och hittas framförallt i halvöppna miljöer som trädbärande beteshagar och i kantzoner mellan skog och odlingsmark. Den undviker stora öppna områden som stora hyggen och större sammanhängande planteringar vilket minskar längden bryn och landskapets heterogenitet och därmed födotillgången och mängden lämpliga jaktplatser. Skogsbruksåtgärder som leder till minskad förekomst av äldre, gles skog och då särskilt tillgång på hålträd och träd med löst sittande bark kan leda till brist på koloniplatser och viloplatser. Nordfladdermus har minskat med 27,5 (5–50) % under de senaste 21 åren och minskningstakten för den svenska populationen bedöms vara nära gränsvärdet för Sårbar (VU). (A2bc) (SLU Artdatabanken, 2024; Skogsstyrelsen, 2016).</w:t>
-      </w:r>
-    </w:p>
-    <w:p>
-      <w:r>
-        <w:t>I BILAGA 1 finns mer detaljerad information om ekologi samt krav på livsmiljö hos fridlysta arter.</w:t>
+        <w:t>Avverkning av skog med höga naturvärden samt skada på fridlysta arter strider både mot FSC Controlled Wood-standarden och FSC:s policy for associerade organisationer.</w:t>
       </w:r>
     </w:p>
     <w:p>
@@ -340,7 +565,76 @@
         <w:pStyle w:val="Heading1"/>
       </w:pPr>
       <w:r>
-        <w:t>Certifiering</w:t>
+        <w:t>Ur PEFC-standarden gällande lagefterlevnad</w:t>
+      </w:r>
+    </w:p>
+    <w:p>
+      <w:r>
+        <w:t>PEFC-standarden förutsätter att tillämplig svensk lagstiftning följs. Det är utsedd tillsynsmyndighet som ansvarar för tillsyn av lagens efterlevnad. PEFC-standarden återger innehållet i vissa certifieringskritiska lag- och föreskriftskrav vilka ska ingå i granskning av PEFC-systemets efterlevnad.</w:t>
+      </w:r>
+    </w:p>
+    <w:p>
+      <w:pPr>
+        <w:pStyle w:val="ListBullet"/>
+      </w:pPr>
+      <w:r>
+        <w:rPr>
+          <w:b/>
+          <w:i/>
+        </w:rPr>
+        <w:t xml:space="preserve">Kommentar: </w:t>
+      </w:r>
+      <w:r>
+        <w:rPr>
+          <w:i/>
+        </w:rPr>
+        <w:t>I den avverkningsanmälda skogen har fridlysta arter sina livsmiljöer och växtplatser. Att skada de fridlysta arternas livsmiljöer, växtplatser eller ekologiska funktion är inte tillåtet enligt artskyddsförordningen</w:t>
+      </w:r>
+    </w:p>
+    <w:p>
+      <w:r>
+        <w:br w:type="page"/>
+      </w:r>
+    </w:p>
+    <w:p>
+      <w:pPr>
+        <w:pStyle w:val="Title"/>
+      </w:pPr>
+      <w:r>
+        <w:t>BILAGA 1 – Fridlysta arter</w:t>
+      </w:r>
+    </w:p>
+    <w:p>
+      <w:pPr>
+        <w:pStyle w:val="Heading1"/>
+      </w:pPr>
+      <w:r>
+        <w:t>Barbastell – ekologi samt krav på livsmiljön</w:t>
+      </w:r>
+    </w:p>
+    <w:p>
+      <w:r>
+        <w:t>Barbastell (NT, §4a) omfattas av bilaga 2 och 4 EU:s art- och habitatdirektiv vilket innebär att arten och dess livsmiljöer är strikt skyddade samt att Natura 2000-områden ska inrättas. Barbastell är globalt rödlistad som nära hotad (NT) och i den europeiska rödlistan är den klassad som sårbar (VU). Den omfattas av ett åtgärdsprogram för hotade arter (ÅGP) och inför upprättandet av åtgärdsprogrammet för arten 2015, konstaterade EU-kommissionen att Sverige inte skyddat tillräckligt med områden för barbastell i boreal biogeografisk region (SLU Artdatabanken, 2024; IUCN, 2016; Ahlén, 2015).</w:t>
+      </w:r>
+    </w:p>
+    <w:p>
+      <w:r>
+        <w:t>Barbastellen förekommer från Skåne och Blekinge i söder till Västra Götaland och Östergötland i norr. Den föredrar ett halvöppet landskap med betes- och slåttermarker och gamla bondeskogar där den är speciellt inriktad på att ta fjärilar, framför allt småfjärilar, men även andra smådjursgrupper, t.ex. tvåvingar och spindlar.  Utvecklingen på Sydsvenska höglandet där huvuddelen av populationen finns är osäker och pågående landskapsförändringar befaras kunna leda till minskning med regionala och lokala försvinnande inom den kommande 21 års perioden. Minskningstakten för den svenska populationen bedöms vara nära gränsvärdet för Sårbar (VU). (A3c) (SLU Artdatabanken, 2024; Ahlén, 2015).</w:t>
+      </w:r>
+    </w:p>
+    <w:p>
+      <w:r>
+        <w:t>Kärnområdet i norra Småland och södra Östergötland kännetecknas av äldre genuin gårdsbebyggelse, ofta i byar med flera näraliggande gårdar och ladugårdar. I omgivningarna finns vanligen rikligt med äldre, grova tidigare hamlade träd och andra äldre lövträd, beteshagar och ängar, gärna med översilningsmark och kärr. Trädgårdar av äldre typ, icke alltför intensivt skötta, utgör också en viktig jaktbiotop. Barbastell jagar mest i närområdet kring kolonierna, men gör också regelbundet besök i skogsområdena runtom och jagar där bl.a. i äldre typ av skog som ännu bär spår av utmarksbete. Data från både västra och östra Småland visar att de regelbundet flyger minst 4 km från kolonimiljöerna. Mycket av dessa skogar har avverkats och ersatts av kalhyggen och planterade ungskogar vilket troligen är huvudorsaken till försvinnandet av flera kolonier och populationens tillbakagång i norra delen av utbredningsområdet (SLU Artdatabanken, 2024; Ahlén, 2015).</w:t>
+      </w:r>
+    </w:p>
+    <w:p>
+      <w:r>
+        <w:t>Eftersom det handlar om rörliga djur som snabbt förflyttar sig över stora områden, måste det inte alltid vara ett sammanhängande skyddat område utan huvudsaken är att man bevarar tillräcklig mängd viktiga miljöer i ett område på ca 15–20 km2. Bevarande av livsmiljöer är särskilt relevant i gammaldags utmarksskog eftersom det är en biotop som drastiskt minskat och hotas av skogsbruk. Om sådan skog kalavverkas och ersätts av ett plantageskogsbruk är förutsättningarna för förekomst av barbastell förstörda för lång tid framåt. Bevarandet av de miljöer som barbastellen är beroende av skogsbrukets och jordbrukets miljöhänsyn. Ett anpassat skogsbruk, med kontinuitetskogsbruk samt bevarande av brynmiljöer i skogs- och jordbrukslandskapet är viktiga åtgärder (SLU Artdatabanken, 2024; Ahlén, 2015).</w:t>
+      </w:r>
+    </w:p>
+    <w:p>
+      <w:r>
+        <w:t>Under året utnyttjar fladdermössen många olika miljöer och ett effektivt bevarandearbete måste därför utgå från ett landskapsekologiskt perspektiv. Den viktigaste faktorn för om fladdermössen ska kunna leva i ett område är tillgången på föda i form av nattaktiva insekter. Ett bra hemområde måste erbjuda god födotillgång under hela aktivitetsperioden. Åtgärder som bevarar och gynnar en hög insektsproduktion är därför centrala. I ett varierat landskap med hög andel äldre lövträd, småvatten, sumpskogar, öppna våtmarker, ängar och betesmarker avlöser olika insektsgrupper varandra vilket gör att det hela tiden finns tillräckligt med föda. En förändring från småskalig till mer storskalig fragmentering av skogsmark är negativt. Om insektsrika biotoper som fuktiga äldre skogar och betesmarker blir alltför glest förekommande så försvinner underlaget för att kunna bilda kolonier. Dränering av skogsmark, igenplantering av betesmarker, minskad lövrikedom, försämrad brynkvalitet är exempel på åtgärder som kan påverka habitatkvaliteten negativt. De viktigaste områdena för barbastellen bör säkras inom Natura 2000-nätverket enligt Habitatdirektivets bilaga 2 (SLU Artdatabanken, 2024; Ahlén, 2015).</w:t>
       </w:r>
     </w:p>
     <w:p>
@@ -348,84 +642,87 @@
         <w:pStyle w:val="Heading2"/>
       </w:pPr>
       <w:r>
-        <w:t>Ur FSC-standarden</w:t>
+        <w:t>Referenser – barbastell</w:t>
       </w:r>
     </w:p>
     <w:p>
       <w:r>
+        <w:t xml:space="preserve">Ahlén, I., 2015. </w:t>
+      </w:r>
+      <w:r>
         <w:rPr>
-          <w:b/>
+          <w:i/>
         </w:rPr>
-        <w:t xml:space="preserve">PRINCIP 1: LAGEFTERLEVNAD: </w:t>
-      </w:r>
-      <w:r>
-        <w:t>Certifikatsinnehavaren ska följa alla tillämpliga lagar, förordningar och nationellt ratificerade internationella avtal, konventioner och överenskommelser.</w:t>
+        <w:t>Åtgärdsprogram för barbastell, 2015–2019 (Barbastella barbastellus)</w:t>
+      </w:r>
+      <w:r>
+        <w:t>. Naturvårdsverket. Rapport: 6532.</w:t>
       </w:r>
     </w:p>
     <w:p>
       <w:r>
+        <w:t xml:space="preserve">IUCN, 2016. </w:t>
+      </w:r>
+      <w:r>
         <w:rPr>
-          <w:b/>
+          <w:i/>
         </w:rPr>
-        <w:t xml:space="preserve">1.3.1 </w:t>
-      </w:r>
-      <w:r>
-        <w:t>Tillämpliga lagar och föreskrifter för brukandet av skogen följs.</w:t>
+        <w:t>Barbastella barbastellus</w:t>
+      </w:r>
+      <w:r>
+        <w:t>. The IUCN Red List of Threatened Species.</w:t>
+      </w:r>
+    </w:p>
+    <w:p>
+      <w:r>
+        <w:t xml:space="preserve">SLU Artdatabanken, 2024. </w:t>
+      </w:r>
+      <w:r>
+        <w:rPr>
+          <w:i/>
+        </w:rPr>
+        <w:t>Artfakta: barbastell (Barbastella barbastellus).</w:t>
       </w:r>
     </w:p>
     <w:p>
       <w:pPr>
-        <w:pStyle w:val="ListBullet"/>
+        <w:pStyle w:val="Heading1"/>
       </w:pPr>
       <w:r>
-        <w:rPr>
-          <w:b/>
-          <w:i/>
-        </w:rPr>
-        <w:t xml:space="preserve">Kommentar: </w:t>
-      </w:r>
-      <w:r>
-        <w:t>I den avverkningsanmälda skogen har fridlysta arter sina livsmiljöer och växtplatser. Att skada de fridlysta arternas livsmiljöer, växtplatser eller ekologiska funktion är inte tillåtet enligt artskyddsförordningen.</w:t>
+        <w:t>Brunlångöra – ekologi samt krav på livsmiljön</w:t>
       </w:r>
     </w:p>
     <w:p>
       <w:r>
-        <w:rPr>
-          <w:b/>
-        </w:rPr>
-        <w:t xml:space="preserve">6.4 </w:t>
-      </w:r>
-      <w:r>
-        <w:t>Certifikatsinnehavaren ska skydda sällsynta arter och hotade arter samt deras livsmiljöer inom skogsbruksenheten. Det ska ske genom avsättningar, andra skyddade områden och genom att skapa konnektivitet och/eller genom andra direkta åtgärder som gynnar dessa arters överlevnad och livskraft. Åtgärderna ska stå i förhållande till brukandets skala, intensitet och risk, samt till sällsynta och hotade arters bevarandestatus och ekologiska krav. Certifikatsinnehavaren ska beakta den geografiska spridningen och ekologiska krav hos sällsynta och hotade arter utanför skogsbruksenhetens gränser när beslut om åtgärder inom skogsbruksenheten ska fattas.</w:t>
+        <w:t>Brunlångöra (NT, §4a) omfattas av bilaga 4 EU:s art- och habitatdirektiv vilket innebär ett strikt skydd för arten och dess livsmiljöer. Den har minskat med 17,5 (5–30) % under de senaste 21 åren och minskningstakten för den svenska populationen bedöms vara nära gränsvärdet för Sårbar (VU). (A2bc) (SLU Artdatabanken, 2024).</w:t>
       </w:r>
     </w:p>
     <w:p>
       <w:r>
-        <w:rPr>
-          <w:b/>
-        </w:rPr>
-        <w:t xml:space="preserve">6.4.3 </w:t>
-      </w:r>
-      <w:r>
-        <w:t>Bevarandeåtgärder genomförs för de kända förekomster av rödlistade arter som påverkas av skogsbruk.</w:t>
+        <w:t>Brunlångöra förekommer framförallt inne i relativt tät skog men födosöker också runt hus, i parker, trädgårdar och hagar. Arten har ett mycket karakteristiskt jaktbeteende då den flyger tätt intill vegetationen så som träd och buskar eller lågt över marken där den plockar insekter och spindlar direkt från blad, grenar och grässtrån. Arten kan till och med ryttla, stå stilla i luften med fladdrande vingar. Kolonierna finns ofta i stora byggnader som kyrkor, lador och magasin. Arten påverkas negativt av belysning, och en kraftig minskning har observerats på ett antal koloniplatser i södra Sverige (SLU Artdatabanken, 2024).</w:t>
       </w:r>
     </w:p>
     <w:p>
-      <w:pPr>
-        <w:pStyle w:val="ListBullet"/>
-      </w:pPr>
-      <w:r>
-        <w:rPr>
-          <w:b/>
-          <w:i/>
-        </w:rPr>
-        <w:t xml:space="preserve">Kommentar: </w:t>
+      <w:r>
+        <w:t xml:space="preserve">Den viktigaste faktorn för om fladdermössen ska kunna leva i ett område är tillgången på föda i form av nattaktiva insekter. Ett bra hemområde måste erbjuda god födotillgång under hela aktivitetsperioden. Åtgärder som bevarar och gynnar en hög insektsproduktion är därför centrala. I ett varierat landskap med hög andel äldre lövträd, småvatten, sumpskogar, öppna våtmarker, ängar och betesmarker avlöser olika insektsgrupper varandra vilket gör att det hela tiden finns tillräckligt med föda. Brunlångöra är typisk art för </w:t>
       </w:r>
       <w:r>
         <w:rPr>
           <w:i/>
         </w:rPr>
-        <w:t>I det avverkningsanmälda skogsområdet har 4 naturvårdsarter varav 3 rödlistade arter sina livsmiljöer och växtplatser.</w:t>
+        <w:t>8310 Grottor</w:t>
+      </w:r>
+      <w:r>
+        <w:t xml:space="preserve"> och </w:t>
+      </w:r>
+      <w:r>
+        <w:rPr>
+          <w:i/>
+        </w:rPr>
+        <w:t>8330 Havsgrottor</w:t>
+      </w:r>
+      <w:r>
+        <w:t xml:space="preserve"> (SLU Artdatabanken, 2024).</w:t>
       </w:r>
     </w:p>
     <w:p>
@@ -433,18 +730,44 @@
         <w:pStyle w:val="Heading2"/>
       </w:pPr>
       <w:r>
-        <w:t>Ur Chain of Custody Certification (FSC-STD-40-004 ver 3.0)</w:t>
+        <w:t>Referenser – brunlångöra</w:t>
       </w:r>
     </w:p>
     <w:p>
       <w:r>
+        <w:t>SLU Artdatabanken, 2024.</w:t>
+      </w:r>
+      <w:r>
         <w:rPr>
-          <w:b/>
+          <w:i/>
         </w:rPr>
-        <w:t xml:space="preserve">1.3 </w:t>
-      </w:r>
-      <w:r>
-        <w:t xml:space="preserve">The organization shall commit to the FSC values as defined in FSC-POL-01-004 Policy for the Association of Organizations with FSC. </w:t>
+        <w:t xml:space="preserve"> Artfakta: brunlångöra (Plecotus auritus). </w:t>
+      </w:r>
+      <w:r>
+        <w:t>https://artfakta.se/taxa/206002</w:t>
+      </w:r>
+    </w:p>
+    <w:p>
+      <w:pPr>
+        <w:pStyle w:val="Heading1"/>
+      </w:pPr>
+      <w:r>
+        <w:t>Nordfladdermus – ekologi samt krav på livsmiljön</w:t>
+      </w:r>
+    </w:p>
+    <w:p>
+      <w:r>
+        <w:t>Nordfladdermus (NT, §4a) omfattas av bilaga 4 EU:s art- och habitatdirektiv vilket innebär ett strikt skydd för arten och dess livsmiljöer. Arten har minskat med 27,5 (5–50) % under de senaste 21 åren och minskningstakten för den svenska populationen bedöms vara nära gränsvärdet för Sårbar (VU). (A2bc) (SLU Artdatabanken, 2024).</w:t>
+      </w:r>
+    </w:p>
+    <w:p>
+      <w:r>
+        <w:t>Nordfladdermus föredrar variationsrik skog med förekomst av sjöar, vattendrag och våtmarker och hittas framförallt i halvöppna miljöer som trädbärande beteshagar och i kantzoner mellan skog och odlingsmark. Den undviker stora öppna områden som stora hyggen och större sammanhängande planteringar vilket minskar längden bryn och landskapets heterogenitet och därmed födotillgången och mängden lämpliga jaktplatser. Skogsbruksåtgärder som leder till minskad förekomst av äldre, gles skog och då särskilt tillgång på hålträd och träd med löst sittande bark kan leda till brist på koloniplatser och viloplatser (SLU Artdatabanken, 2024; Skogsstyrelsen, 2016).</w:t>
+      </w:r>
+    </w:p>
+    <w:p>
+      <w:r>
+        <w:t>Fladdermöss är beroende av hänsyn på landskapsnivå och det är viktigt att alla typer av vatten och våtmarker samt fuktiga skogspartier återställs och bevaras. Sväm- och sumpskog ska alltid sparas, och äldre lövmiljöer bör alltid sparas för födosök, koloniplatser och viloplatser. Utöver kantzoner mot vatten och våtmarker bör tillräckligt breda skyddszoner av uppväxt skog sparas för att skapa och bevara vindskyddade födosöksmiljöer. Genom att binda samman befintliga skogsbestånd med korridorer av uppvuxen skog skapas ett fladdermusvänligt landskap (SLU Artdatabanken, 2024; Skogsstyrelsen, 2016).</w:t>
       </w:r>
     </w:p>
     <w:p>
@@ -452,70 +775,53 @@
         <w:pStyle w:val="Heading2"/>
       </w:pPr>
       <w:r>
-        <w:t>Ur FSC:s policy för associerade organisationer (FSC-POL-01-004)</w:t>
+        <w:t>Referenser – nordfladdermus</w:t>
       </w:r>
     </w:p>
     <w:p>
       <w:r>
-        <w:t xml:space="preserve">Som “Chain of Custody”-certifierad organisation är skogsbolaget bunden av de fastställda reglerna i Del 1 Punkt 1 c) i Policy för organisationer associerade med FSC (FSC-POL-01-004 V2-0 EN + SVE version 2012-03-02): </w:t>
+        <w:t xml:space="preserve">Skogsstyrelsen, 2016. </w:t>
+      </w:r>
+      <w:r>
+        <w:rPr>
+          <w:i/>
+        </w:rPr>
+        <w:t xml:space="preserve">Vägledning för hänsyn till nordfladdermus. </w:t>
+      </w:r>
+      <w:r>
+        <w:t>Vägledningar och kunskapsstöd artskydd - Skogsstyrelsen</w:t>
+      </w:r>
+    </w:p>
+    <w:p>
+      <w:r>
+        <w:t>SLU Artdatabanken, 2024.</w:t>
+      </w:r>
+      <w:r>
+        <w:rPr>
+          <w:i/>
+        </w:rPr>
+        <w:t xml:space="preserve">  Artfakta: nordfladdermus (Eptesicus nilssonii). </w:t>
+      </w:r>
+      <w:r>
+        <w:t>https://artfakta.se/taxa/205998</w:t>
       </w:r>
     </w:p>
     <w:p>
       <w:pPr>
-        <w:pStyle w:val="ListNumber"/>
+        <w:pStyle w:val="Heading1"/>
       </w:pPr>
       <w:r>
-        <w:t>De organisationer FSC kan acceptera association med får inte direkt eller indirekt ha några kopplingar till nedanstående, oacceptabla aktiviteter:</w:t>
+        <w:t>Dvärgpipistrell – ekologi samt krav på livsmiljön</w:t>
       </w:r>
     </w:p>
     <w:p>
-      <w:pPr>
-        <w:ind w:left="357"/>
-      </w:pPr>
-      <w:r>
-        <w:t>a) Olaglig skogsavverkning och handel med olagligt avverkat virke eller skogsprodukter</w:t>
+      <w:r>
+        <w:t>Dvärgpipistrell (§4a) omfattas av bilaga 4 EU:s art- och habitatdirektiv vilket innebär ett strikt skydd för arten och dess livsmiljöer. Arten förekommer i alla typer av glesare skogar men föredrar framförallt lövskog. Den födosöker inne bland träden och man hittar den i trädbärande beteshagar, i kantzoner mellan skog och odlingsmark, i närheten av vatten och i bymiljöer. Den undviker stora sammanhängande öppna miljöer såsom åkrar och hyggen. Skogsbruksåtgärder som leder till minskad förekomst av äldre, gles skog och då särskilt tillgång på hålträd och träd med löst sittande bark kan leda till brist på koloniplatser och viloplatser (SLU Artdatabanken, 2024; Skogsstyrelsen, 2016).</w:t>
       </w:r>
     </w:p>
     <w:p>
-      <w:pPr>
-        <w:ind w:left="357"/>
-      </w:pPr>
-      <w:r>
-        <w:t>...</w:t>
-      </w:r>
-    </w:p>
-    <w:p>
-      <w:pPr>
-        <w:ind w:left="357"/>
-      </w:pPr>
-      <w:r>
-        <w:t>c) Skogsbruk som förstör höga naturvärden</w:t>
-      </w:r>
-    </w:p>
-    <w:p>
-      <w:pPr>
-        <w:ind w:left="357"/>
-      </w:pPr>
-      <w:r>
-        <w:t>d) Betydande omvandling av skog till plantager eller annan, icke skoglig, markanvändning</w:t>
-      </w:r>
-    </w:p>
-    <w:p>
-      <w:pPr>
-        <w:pStyle w:val="ListBullet"/>
-      </w:pPr>
-      <w:r>
-        <w:rPr>
-          <w:b/>
-          <w:i/>
-        </w:rPr>
-        <w:t xml:space="preserve">Kommentar: </w:t>
-      </w:r>
-      <w:r>
-        <w:rPr>
-          <w:i/>
-        </w:rPr>
-        <w:t>Avverkning av skog med höga naturvärden samt skada på fridlysta arter strider både mot FSC Controlled Wood-standarden och FSC:s policy for associerade organisationer.</w:t>
+      <w:r>
+        <w:t>Fladdermöss är beroende av hänsyn på landskapsnivå och det är viktigt att alla typer av vatten och våtmarker samt fuktiga skogspartier återställs och bevaras. Sväm- och sumpskog ska alltid sparas, och äldre lövmiljöer bör alltid sparas för födosök, koloniplatser och viloplatser. Utöver kantzoner mot vatten och våtmarker bör tillräckligt breda skyddszoner av uppväxt skog sparas för att skapa och bevara vindskyddade födosöksmiljöer. Genom att binda samman befintliga skogsbestånd med korridorer av uppvuxen skog skapas ett fladdermusvänligt landskap (SLU Artdatabanken, 2024; Skogsstyrelsen, 2016).</w:t>
       </w:r>
     </w:p>
     <w:p>
@@ -523,274 +829,6 @@
         <w:pStyle w:val="Heading2"/>
       </w:pPr>
       <w:r>
-        <w:t>Ur FSC Controlled Wood (FSC-STD-40-005)</w:t>
-      </w:r>
-    </w:p>
-    <w:p>
-      <w:r>
-        <w:t>Virke som inte accepteras i FSC-märkta produkter (oacceptabelt ursprung) enligt FSC Controlled Wood (FSC-STD-40-005):</w:t>
-      </w:r>
-    </w:p>
-    <w:p>
-      <w:pPr>
-        <w:pStyle w:val="ListNumber"/>
-      </w:pPr>
-      <w:r>
-        <w:t>Illegalt avverkat virke.</w:t>
-      </w:r>
-    </w:p>
-    <w:p>
-      <w:pPr>
-        <w:pStyle w:val="ListNumber"/>
-      </w:pPr>
-      <w:r>
-        <w:t>...</w:t>
-      </w:r>
-    </w:p>
-    <w:p>
-      <w:pPr>
-        <w:pStyle w:val="ListNumber"/>
-      </w:pPr>
-      <w:r>
-        <w:t>Virke från avverkningar som hotar höga naturvärden.</w:t>
-      </w:r>
-    </w:p>
-    <w:p>
-      <w:pPr>
-        <w:pStyle w:val="ListNumber"/>
-      </w:pPr>
-      <w:r>
-        <w:t>Virke från skog som konverteras till plantager eller icke-skogligt bruk.</w:t>
-      </w:r>
-    </w:p>
-    <w:p>
-      <w:pPr>
-        <w:pStyle w:val="ListBullet"/>
-      </w:pPr>
-      <w:r>
-        <w:rPr>
-          <w:b/>
-          <w:i/>
-        </w:rPr>
-        <w:t xml:space="preserve">Kommentar: </w:t>
-      </w:r>
-      <w:r>
-        <w:rPr>
-          <w:i/>
-        </w:rPr>
-        <w:t>Avverkning av skog med höga naturvärden samt skada på fridlysta arter strider både mot FSC Controlled Wood-standarden och FSC:s policy for associerade organisationer.</w:t>
-      </w:r>
-    </w:p>
-    <w:p>
-      <w:pPr>
-        <w:pStyle w:val="Heading1"/>
-      </w:pPr>
-      <w:r>
-        <w:t>Ur PEFC-standarden gällande lagefterlevnad</w:t>
-      </w:r>
-    </w:p>
-    <w:p>
-      <w:r>
-        <w:t>PEFC-standarden förutsätter att tillämplig svensk lagstiftning följs. Det är utsedd tillsynsmyndighet som ansvarar för tillsyn av lagens efterlevnad. PEFC-standarden återger innehållet i vissa certifieringskritiska lag- och föreskriftskrav vilka ska ingå i granskning av PEFC-systemets efterlevnad.</w:t>
-      </w:r>
-    </w:p>
-    <w:p>
-      <w:pPr>
-        <w:pStyle w:val="ListBullet"/>
-      </w:pPr>
-      <w:r>
-        <w:rPr>
-          <w:b/>
-          <w:i/>
-        </w:rPr>
-        <w:t xml:space="preserve">Kommentar: </w:t>
-      </w:r>
-      <w:r>
-        <w:rPr>
-          <w:i/>
-        </w:rPr>
-        <w:t>I den avverkningsanmälda skogen har fridlysta arter sina livsmiljöer och växtplatser. Att skada de fridlysta arternas livsmiljöer, växtplatser eller ekologiska funktion är inte tillåtet enligt artskyddsförordningen</w:t>
-      </w:r>
-    </w:p>
-    <w:p>
-      <w:r>
-        <w:br w:type="page"/>
-      </w:r>
-    </w:p>
-    <w:p>
-      <w:pPr>
-        <w:pStyle w:val="Title"/>
-      </w:pPr>
-      <w:r>
-        <w:t>BILAGA 1 – Fridlysta arter</w:t>
-      </w:r>
-    </w:p>
-    <w:p>
-      <w:pPr>
-        <w:pStyle w:val="Heading1"/>
-      </w:pPr>
-      <w:r>
-        <w:t>Barbastell – ekologi samt krav på livsmiljön</w:t>
-      </w:r>
-    </w:p>
-    <w:p>
-      <w:r>
-        <w:t>Barbastell (NT, §4a) omfattas av bilaga 2 och 4 EU:s art- och habitatdirektiv vilket innebär att arten och dess livsmiljöer är strikt skyddade samt att Natura 2000-områden ska inrättas. Barbastell är globalt rödlistad som nära hotad (NT) och i den europeiska rödlistan är den klassad som sårbar (VU). Den omfattas av ett åtgärdsprogram för hotade arter (ÅGP) och inför upprättandet av åtgärdsprogrammet för arten 2015, konstaterade EU-kommissionen att Sverige inte skyddat tillräckligt med områden för barbastell i boreal biogeografisk region (SLU Artdatabanken, 2024; IUCN, 2016; Ahlén, 2015).</w:t>
-      </w:r>
-    </w:p>
-    <w:p>
-      <w:r>
-        <w:t>Barbastellen förekommer från Skåne och Blekinge i söder till Västra Götaland och Östergötland i norr. Den föredrar ett halvöppet landskap med betes- och slåttermarker och gamla bondeskogar där den är speciellt inriktad på att ta fjärilar, framför allt småfjärilar, men även andra smådjursgrupper, t.ex. tvåvingar och spindlar.  Utvecklingen på Sydsvenska höglandet där huvuddelen av populationen finns är osäker och pågående landskapsförändringar befaras kunna leda till minskning med regionala och lokala försvinnande inom den kommande 21 års perioden. Minskningstakten för den svenska populationen bedöms vara nära gränsvärdet för Sårbar (VU). (A3c) (SLU Artdatabanken, 2024; Ahlén, 2015).</w:t>
-      </w:r>
-    </w:p>
-    <w:p>
-      <w:r>
-        <w:t>Kärnområdet i norra Småland och södra Östergötland kännetecknas av äldre genuin gårdsbebyggelse, ofta i byar med flera näraliggande gårdar och ladugårdar. I omgivningarna finns vanligen rikligt med äldre, grova tidigare hamlade träd och andra äldre lövträd, beteshagar och ängar, gärna med översilningsmark och kärr. Trädgårdar av äldre typ, icke alltför intensivt skötta, utgör också en viktig jaktbiotop. Barbastell jagar mest i närområdet kring kolonierna, men gör också regelbundet besök i skogsområdena runtom och jagar där bl.a. i äldre typ av skog som ännu bär spår av utmarksbete. Data från både västra och östra Småland visar att de regelbundet flyger minst 4 km från kolonimiljöerna. Mycket av dessa skogar har avverkats och ersatts av kalhyggen och planterade ungskogar vilket troligen är huvudorsaken till försvinnandet av flera kolonier och populationens tillbakagång i norra delen av utbredningsområdet (SLU Artdatabanken, 2024; Ahlén, 2015).</w:t>
-      </w:r>
-    </w:p>
-    <w:p>
-      <w:r>
-        <w:t>Eftersom det handlar om rörliga djur som snabbt förflyttar sig över stora områden, måste det inte alltid vara ett sammanhängande skyddat område utan huvudsaken är att man bevarar tillräcklig mängd viktiga miljöer i ett område på ca 15–20 km2. Bevarande av livsmiljöer är särskilt relevant i gammaldags utmarksskog eftersom det är en biotop som drastiskt minskat och hotas av skogsbruk. Om sådan skog kalavverkas och ersätts av ett plantageskogsbruk är förutsättningarna för förekomst av barbastell förstörda för lång tid framåt. Bevarandet av de miljöer som barbastellen är beroende av skogsbrukets och jordbrukets miljöhänsyn. Ett anpassat skogsbruk, med kontinuitetskogsbruk samt bevarande av brynmiljöer i skogs- och jordbrukslandskapet är viktiga åtgärder (SLU Artdatabanken, 2024; Ahlén, 2015).</w:t>
-      </w:r>
-    </w:p>
-    <w:p>
-      <w:r>
-        <w:t>Under året utnyttjar fladdermössen många olika miljöer och ett effektivt bevarandearbete måste därför utgå från ett landskapsekologiskt perspektiv. Den viktigaste faktorn för om fladdermössen ska kunna leva i ett område är tillgången på föda i form av nattaktiva insekter. Ett bra hemområde måste erbjuda god födotillgång under hela aktivitetsperioden. Åtgärder som bevarar och gynnar en hög insektsproduktion är därför centrala. I ett varierat landskap med hög andel äldre lövträd, småvatten, sumpskogar, öppna våtmarker, ängar och betesmarker avlöser olika insektsgrupper varandra vilket gör att det hela tiden finns tillräckligt med föda. En förändring från småskalig till mer storskalig fragmentering av skogsmark är negativt. Om insektsrika biotoper som fuktiga äldre skogar och betesmarker blir alltför glest förekommande så försvinner underlaget för att kunna bilda kolonier. Dränering av skogsmark, igenplantering av betesmarker, minskad lövrikedom, försämrad brynkvalitet är exempel på åtgärder som kan påverka habitatkvaliteten negativt. De viktigaste områdena för barbastellen bör säkras inom Natura 2000-nätverket enligt Habitatdirektivets bilaga 2 (SLU Artdatabanken, 2024; Ahlén, 2015).</w:t>
-      </w:r>
-    </w:p>
-    <w:p>
-      <w:pPr>
-        <w:pStyle w:val="Heading2"/>
-      </w:pPr>
-      <w:r>
-        <w:t>Referenser – barbastell</w:t>
-      </w:r>
-    </w:p>
-    <w:p>
-      <w:r>
-        <w:t xml:space="preserve">Ahlén, I., 2015. </w:t>
-      </w:r>
-      <w:r>
-        <w:rPr>
-          <w:i/>
-        </w:rPr>
-        <w:t>Åtgärdsprogram för barbastell, 2015–2019 (Barbastella barbastellus)</w:t>
-      </w:r>
-      <w:r>
-        <w:t>. Naturvårdsverket. Rapport: 6532.</w:t>
-      </w:r>
-    </w:p>
-    <w:p>
-      <w:r>
-        <w:t xml:space="preserve">IUCN, 2016. </w:t>
-      </w:r>
-      <w:r>
-        <w:rPr>
-          <w:i/>
-        </w:rPr>
-        <w:t>Barbastella barbastellus</w:t>
-      </w:r>
-      <w:r>
-        <w:t>. The IUCN Red List of Threatened Species.</w:t>
-      </w:r>
-    </w:p>
-    <w:p>
-      <w:r>
-        <w:t xml:space="preserve">SLU Artdatabanken, 2024. </w:t>
-      </w:r>
-      <w:r>
-        <w:rPr>
-          <w:i/>
-        </w:rPr>
-        <w:t>Artfakta: barbastell (Barbastella barbastellus).</w:t>
-      </w:r>
-    </w:p>
-    <w:p>
-      <w:pPr>
-        <w:pStyle w:val="Heading1"/>
-      </w:pPr>
-      <w:r>
-        <w:t>Brunlångöra – ekologi samt krav på livsmiljön</w:t>
-      </w:r>
-    </w:p>
-    <w:p>
-      <w:r>
-        <w:t>Brunlångöra (NT, §4a) omfattas av bilaga 4 EU:s art- och habitatdirektiv vilket innebär ett strikt skydd för arten och dess livsmiljöer. Den har minskat med 17,5 (5–30) % under de senaste 21 åren och minskningstakten för den svenska populationen bedöms vara nära gränsvärdet för Sårbar (VU). (A2bc) (SLU Artdatabanken, 2024).</w:t>
-      </w:r>
-    </w:p>
-    <w:p>
-      <w:r>
-        <w:t>Brunlångöra förekommer framförallt inne i relativt tät skog men födosöker också runt hus, i parker, trädgårdar och hagar. Arten har ett mycket karakteristiskt jaktbeteende då den flyger tätt intill vegetationen så som träd och buskar eller lågt över marken där den plockar insekter och spindlar direkt från blad, grenar och grässtrån. Arten kan till och med ryttla, stå stilla i luften med fladdrande vingar. Kolonierna finns ofta i stora byggnader som kyrkor, lador och magasin. Arten påverkas negativt av belysning, och en kraftig minskning har observerats på ett antal koloniplatser i södra Sverige (SLU Artdatabanken, 2024).</w:t>
-      </w:r>
-    </w:p>
-    <w:p>
-      <w:r>
-        <w:t xml:space="preserve">Den viktigaste faktorn för om fladdermössen ska kunna leva i ett område är tillgången på föda i form av nattaktiva insekter. Ett bra hemområde måste erbjuda god födotillgång under hela aktivitetsperioden. Åtgärder som bevarar och gynnar en hög insektsproduktion är därför centrala. I ett varierat landskap med hög andel äldre lövträd, småvatten, sumpskogar, öppna våtmarker, ängar och betesmarker avlöser olika insektsgrupper varandra vilket gör att det hela tiden finns tillräckligt med föda. Brunlångöra är typisk art för </w:t>
-      </w:r>
-      <w:r>
-        <w:rPr>
-          <w:i/>
-        </w:rPr>
-        <w:t>8310 Grottor</w:t>
-      </w:r>
-      <w:r>
-        <w:t xml:space="preserve"> och </w:t>
-      </w:r>
-      <w:r>
-        <w:rPr>
-          <w:i/>
-        </w:rPr>
-        <w:t>8330 Havsgrottor</w:t>
-      </w:r>
-      <w:r>
-        <w:t xml:space="preserve"> (SLU Artdatabanken, 2024).</w:t>
-      </w:r>
-    </w:p>
-    <w:p>
-      <w:pPr>
-        <w:pStyle w:val="Heading2"/>
-      </w:pPr>
-      <w:r>
-        <w:t>Referenser – brunlångöra</w:t>
-      </w:r>
-    </w:p>
-    <w:p>
-      <w:r>
-        <w:t>SLU Artdatabanken, 2024.</w:t>
-      </w:r>
-      <w:r>
-        <w:rPr>
-          <w:i/>
-        </w:rPr>
-        <w:t xml:space="preserve"> Artfakta: brunlångöra (Plecotus auritus). </w:t>
-      </w:r>
-      <w:r>
-        <w:t>https://artfakta.se/taxa/206002</w:t>
-      </w:r>
-    </w:p>
-    <w:p>
-      <w:pPr>
-        <w:pStyle w:val="Heading1"/>
-      </w:pPr>
-      <w:r>
-        <w:t>Dvärgpipistrell – ekologi samt krav på livsmiljön</w:t>
-      </w:r>
-    </w:p>
-    <w:p>
-      <w:r>
-        <w:t>Dvärgpipistrell (§4a) omfattas av bilaga 4 EU:s art- och habitatdirektiv vilket innebär ett strikt skydd för arten och dess livsmiljöer. Arten förekommer i alla typer av glesare skogar men föredrar framförallt lövskog. Den födosöker inne bland träden och man hittar den i trädbärande beteshagar, i kantzoner mellan skog och odlingsmark, i närheten av vatten och i bymiljöer. Den undviker stora sammanhängande öppna miljöer såsom åkrar och hyggen. Skogsbruksåtgärder som leder till minskad förekomst av äldre, gles skog och då särskilt tillgång på hålträd och träd med löst sittande bark kan leda till brist på koloniplatser och viloplatser (SLU Artdatabanken, 2024; Skogsstyrelsen, 2016).</w:t>
-      </w:r>
-    </w:p>
-    <w:p>
-      <w:r>
-        <w:t>Fladdermöss är beroende av hänsyn på landskapsnivå och det är viktigt att alla typer av vatten och våtmarker samt fuktiga skogspartier återställs och bevaras. Sväm- och sumpskog ska alltid sparas, och äldre lövmiljöer bör alltid sparas för födosök, koloniplatser och viloplatser. Utöver kantzoner mot vatten och våtmarker bör tillräckligt breda skyddszoner av uppväxt skog sparas för att skapa och bevara vindskyddade födosöksmiljöer. Genom att binda samman befintliga skogsbestånd med korridorer av uppvuxen skog skapas ett fladdermusvänligt landskap (SLU Artdatabanken, 2024; Skogsstyrelsen, 2016).</w:t>
-      </w:r>
-    </w:p>
-    <w:p>
-      <w:pPr>
-        <w:pStyle w:val="Heading2"/>
-      </w:pPr>
-      <w:r>
         <w:t>Referenser – dvärgpipistrell</w:t>
       </w:r>
     </w:p>
@@ -820,65 +858,6 @@
       </w:r>
       <w:r>
         <w:t>https://artfakta.se/taxa/205995</w:t>
-      </w:r>
-    </w:p>
-    <w:p>
-      <w:pPr>
-        <w:pStyle w:val="Heading1"/>
-      </w:pPr>
-      <w:r>
-        <w:t>Nordfladdermus – ekologi samt krav på livsmiljön</w:t>
-      </w:r>
-    </w:p>
-    <w:p>
-      <w:r>
-        <w:t>Nordfladdermus (NT, §4a) omfattas av bilaga 4 EU:s art- och habitatdirektiv vilket innebär ett strikt skydd för arten och dess livsmiljöer. Arten har minskat med 27,5 (5–50) % under de senaste 21 åren och minskningstakten för den svenska populationen bedöms vara nära gränsvärdet för Sårbar (VU). (A2bc) (SLU Artdatabanken, 2024).</w:t>
-      </w:r>
-    </w:p>
-    <w:p>
-      <w:r>
-        <w:t>Nordfladdermus föredrar variationsrik skog med förekomst av sjöar, vattendrag och våtmarker och hittas framförallt i halvöppna miljöer som trädbärande beteshagar och i kantzoner mellan skog och odlingsmark. Den undviker stora öppna områden som stora hyggen och större sammanhängande planteringar vilket minskar längden bryn och landskapets heterogenitet och därmed födotillgången och mängden lämpliga jaktplatser. Skogsbruksåtgärder som leder till minskad förekomst av äldre, gles skog och då särskilt tillgång på hålträd och träd med löst sittande bark kan leda till brist på koloniplatser och viloplatser (SLU Artdatabanken, 2024; Skogsstyrelsen, 2016).</w:t>
-      </w:r>
-    </w:p>
-    <w:p>
-      <w:r>
-        <w:t>Fladdermöss är beroende av hänsyn på landskapsnivå och det är viktigt att alla typer av vatten och våtmarker samt fuktiga skogspartier återställs och bevaras. Sväm- och sumpskog ska alltid sparas, och äldre lövmiljöer bör alltid sparas för födosök, koloniplatser och viloplatser. Utöver kantzoner mot vatten och våtmarker bör tillräckligt breda skyddszoner av uppväxt skog sparas för att skapa och bevara vindskyddade födosöksmiljöer. Genom att binda samman befintliga skogsbestånd med korridorer av uppvuxen skog skapas ett fladdermusvänligt landskap (SLU Artdatabanken, 2024; Skogsstyrelsen, 2016).</w:t>
-      </w:r>
-    </w:p>
-    <w:p>
-      <w:pPr>
-        <w:pStyle w:val="Heading2"/>
-      </w:pPr>
-      <w:r>
-        <w:t>Referenser – nordfladdermus</w:t>
-      </w:r>
-    </w:p>
-    <w:p>
-      <w:r>
-        <w:t xml:space="preserve">Skogsstyrelsen, 2016. </w:t>
-      </w:r>
-      <w:r>
-        <w:rPr>
-          <w:i/>
-        </w:rPr>
-        <w:t xml:space="preserve">Vägledning för hänsyn till nordfladdermus. </w:t>
-      </w:r>
-      <w:r>
-        <w:t>Vägledningar och kunskapsstöd artskydd - Skogsstyrelsen</w:t>
-      </w:r>
-    </w:p>
-    <w:p>
-      <w:r>
-        <w:t>SLU Artdatabanken, 2024.</w:t>
-      </w:r>
-      <w:r>
-        <w:rPr>
-          <w:i/>
-        </w:rPr>
-        <w:t xml:space="preserve">  Artfakta: nordfladdermus (Eptesicus nilssonii). </w:t>
-      </w:r>
-      <w:r>
-        <w:t>https://artfakta.se/taxa/205998</w:t>
       </w:r>
     </w:p>
     <w:sectPr>
@@ -1009,7 +988,7 @@
     <w:r>
       <w:tab/>
       <w:tab/>
-      <w:t>2026-06-20</w:t>
+      <w:t>2026-06-21</w:t>
       <w:br/>
       <w:br/>
     </w:r>

--- a/klagomål/A 4125-2022 FSC-klagomål.docx
+++ b/klagomål/A 4125-2022 FSC-klagomål.docx
@@ -988,7 +988,7 @@
     <w:r>
       <w:tab/>
       <w:tab/>
-      <w:t>2026-06-21</w:t>
+      <w:t>2026-06-22</w:t>
       <w:br/>
       <w:br/>
     </w:r>

--- a/klagomål/A 4125-2022 FSC-klagomål.docx
+++ b/klagomål/A 4125-2022 FSC-klagomål.docx
@@ -988,7 +988,7 @@
     <w:r>
       <w:tab/>
       <w:tab/>
-      <w:t>2026-06-22</w:t>
+      <w:t>2026-06-23</w:t>
       <w:br/>
       <w:br/>
     </w:r>

--- a/klagomål/A 4125-2022 FSC-klagomål.docx
+++ b/klagomål/A 4125-2022 FSC-klagomål.docx
@@ -988,7 +988,7 @@
     <w:r>
       <w:tab/>
       <w:tab/>
-      <w:t>2026-06-23</w:t>
+      <w:t>2026-06-24</w:t>
       <w:br/>
       <w:br/>
     </w:r>

--- a/klagomål/A 4125-2022 FSC-klagomål.docx
+++ b/klagomål/A 4125-2022 FSC-klagomål.docx
@@ -988,7 +988,7 @@
     <w:r>
       <w:tab/>
       <w:tab/>
-      <w:t>2026-06-24</w:t>
+      <w:t>2026-06-25</w:t>
       <w:br/>
       <w:br/>
     </w:r>

--- a/klagomål/A 4125-2022 FSC-klagomål.docx
+++ b/klagomål/A 4125-2022 FSC-klagomål.docx
@@ -988,7 +988,7 @@
     <w:r>
       <w:tab/>
       <w:tab/>
-      <w:t>2026-06-25</w:t>
+      <w:t>2026-06-26</w:t>
       <w:br/>
       <w:br/>
     </w:r>

--- a/klagomål/A 4125-2022 FSC-klagomål.docx
+++ b/klagomål/A 4125-2022 FSC-klagomål.docx
@@ -988,7 +988,7 @@
     <w:r>
       <w:tab/>
       <w:tab/>
-      <w:t>2026-06-26</w:t>
+      <w:t>2026-06-27</w:t>
       <w:br/>
       <w:br/>
     </w:r>

--- a/klagomål/A 4125-2022 FSC-klagomål.docx
+++ b/klagomål/A 4125-2022 FSC-klagomål.docx
@@ -988,7 +988,7 @@
     <w:r>
       <w:tab/>
       <w:tab/>
-      <w:t>2026-06-27</w:t>
+      <w:t>2026-06-28</w:t>
       <w:br/>
       <w:br/>
     </w:r>

--- a/klagomål/A 4125-2022 FSC-klagomål.docx
+++ b/klagomål/A 4125-2022 FSC-klagomål.docx
@@ -988,7 +988,7 @@
     <w:r>
       <w:tab/>
       <w:tab/>
-      <w:t>2026-06-28</w:t>
+      <w:t>2026-06-29</w:t>
       <w:br/>
       <w:br/>
     </w:r>

--- a/klagomål/A 4125-2022 FSC-klagomål.docx
+++ b/klagomål/A 4125-2022 FSC-klagomål.docx
@@ -988,7 +988,7 @@
     <w:r>
       <w:tab/>
       <w:tab/>
-      <w:t>2026-06-29</w:t>
+      <w:t>2026-06-30</w:t>
       <w:br/>
       <w:br/>
     </w:r>

--- a/klagomål/A 4125-2022 FSC-klagomål.docx
+++ b/klagomål/A 4125-2022 FSC-klagomål.docx
@@ -988,7 +988,7 @@
     <w:r>
       <w:tab/>
       <w:tab/>
-      <w:t>2026-06-30</w:t>
+      <w:t>2026-07-01</w:t>
       <w:br/>
       <w:br/>
     </w:r>

--- a/klagomål/A 4125-2022 FSC-klagomål.docx
+++ b/klagomål/A 4125-2022 FSC-klagomål.docx
@@ -988,7 +988,7 @@
     <w:r>
       <w:tab/>
       <w:tab/>
-      <w:t>2026-07-01</w:t>
+      <w:t>2026-07-02</w:t>
       <w:br/>
       <w:br/>
     </w:r>

--- a/klagomål/A 4125-2022 FSC-klagomål.docx
+++ b/klagomål/A 4125-2022 FSC-klagomål.docx
@@ -988,7 +988,7 @@
     <w:r>
       <w:tab/>
       <w:tab/>
-      <w:t>2026-07-02</w:t>
+      <w:t>2026-07-03</w:t>
       <w:br/>
       <w:br/>
     </w:r>

--- a/klagomål/A 4125-2022 FSC-klagomål.docx
+++ b/klagomål/A 4125-2022 FSC-klagomål.docx
@@ -988,7 +988,7 @@
     <w:r>
       <w:tab/>
       <w:tab/>
-      <w:t>2026-07-13</w:t>
+      <w:t>2026-07-14</w:t>
       <w:br/>
       <w:br/>
     </w:r>

--- a/klagomål/A 4125-2022 FSC-klagomål.docx
+++ b/klagomål/A 4125-2022 FSC-klagomål.docx
@@ -988,7 +988,7 @@
     <w:r>
       <w:tab/>
       <w:tab/>
-      <w:t>2026-07-14</w:t>
+      <w:t>2026-07-15</w:t>
       <w:br/>
       <w:br/>
     </w:r>

--- a/klagomål/A 4125-2022 FSC-klagomål.docx
+++ b/klagomål/A 4125-2022 FSC-klagomål.docx
@@ -988,7 +988,7 @@
     <w:r>
       <w:tab/>
       <w:tab/>
-      <w:t>2026-07-15</w:t>
+      <w:t>2026-07-16</w:t>
       <w:br/>
       <w:br/>
     </w:r>

--- a/klagomål/A 4125-2022 FSC-klagomål.docx
+++ b/klagomål/A 4125-2022 FSC-klagomål.docx
@@ -988,7 +988,7 @@
     <w:r>
       <w:tab/>
       <w:tab/>
-      <w:t>2026-07-16</w:t>
+      <w:t>2026-07-17</w:t>
       <w:br/>
       <w:br/>
     </w:r>

--- a/klagomål/A 4125-2022 FSC-klagomål.docx
+++ b/klagomål/A 4125-2022 FSC-klagomål.docx
@@ -988,7 +988,7 @@
     <w:r>
       <w:tab/>
       <w:tab/>
-      <w:t>2026-07-17</w:t>
+      <w:t>2026-07-18</w:t>
       <w:br/>
       <w:br/>
     </w:r>

--- a/klagomål/A 4125-2022 FSC-klagomål.docx
+++ b/klagomål/A 4125-2022 FSC-klagomål.docx
@@ -988,7 +988,7 @@
     <w:r>
       <w:tab/>
       <w:tab/>
-      <w:t>2026-07-18</w:t>
+      <w:t>2026-07-19</w:t>
       <w:br/>
       <w:br/>
     </w:r>

--- a/klagomål/A 4125-2022 FSC-klagomål.docx
+++ b/klagomål/A 4125-2022 FSC-klagomål.docx
@@ -988,7 +988,7 @@
     <w:r>
       <w:tab/>
       <w:tab/>
-      <w:t>2026-07-19</w:t>
+      <w:t>2026-07-20</w:t>
       <w:br/>
       <w:br/>
     </w:r>

--- a/klagomål/A 4125-2022 FSC-klagomål.docx
+++ b/klagomål/A 4125-2022 FSC-klagomål.docx
@@ -988,7 +988,7 @@
     <w:r>
       <w:tab/>
       <w:tab/>
-      <w:t>2026-07-20</w:t>
+      <w:t>2026-07-21</w:t>
       <w:br/>
       <w:br/>
     </w:r>

--- a/klagomål/A 4125-2022 FSC-klagomål.docx
+++ b/klagomål/A 4125-2022 FSC-klagomål.docx
@@ -988,7 +988,7 @@
     <w:r>
       <w:tab/>
       <w:tab/>
-      <w:t>2026-07-21</w:t>
+      <w:t>2026-07-22</w:t>
       <w:br/>
       <w:br/>
     </w:r>

--- a/klagomål/A 4125-2022 FSC-klagomål.docx
+++ b/klagomål/A 4125-2022 FSC-klagomål.docx
@@ -988,7 +988,7 @@
     <w:r>
       <w:tab/>
       <w:tab/>
-      <w:t>2026-07-22</w:t>
+      <w:t>2026-07-23</w:t>
       <w:br/>
       <w:br/>
     </w:r>

--- a/klagomål/A 4125-2022 FSC-klagomål.docx
+++ b/klagomål/A 4125-2022 FSC-klagomål.docx
@@ -988,7 +988,7 @@
     <w:r>
       <w:tab/>
       <w:tab/>
-      <w:t>2026-07-23</w:t>
+      <w:t>2026-07-24</w:t>
       <w:br/>
       <w:br/>
     </w:r>

--- a/klagomål/A 4125-2022 FSC-klagomål.docx
+++ b/klagomål/A 4125-2022 FSC-klagomål.docx
@@ -988,7 +988,7 @@
     <w:r>
       <w:tab/>
       <w:tab/>
-      <w:t>2026-07-24</w:t>
+      <w:t>2026-07-25</w:t>
       <w:br/>
       <w:br/>
     </w:r>

--- a/klagomål/A 4125-2022 FSC-klagomål.docx
+++ b/klagomål/A 4125-2022 FSC-klagomål.docx
@@ -988,7 +988,7 @@
     <w:r>
       <w:tab/>
       <w:tab/>
-      <w:t>2026-07-25</w:t>
+      <w:t>2026-07-26</w:t>
       <w:br/>
       <w:br/>
     </w:r>

--- a/klagomål/A 4125-2022 FSC-klagomål.docx
+++ b/klagomål/A 4125-2022 FSC-klagomål.docx
@@ -988,7 +988,7 @@
     <w:r>
       <w:tab/>
       <w:tab/>
-      <w:t>2026-07-26</w:t>
+      <w:t>2026-07-27</w:t>
       <w:br/>
       <w:br/>
     </w:r>

--- a/klagomål/A 4125-2022 FSC-klagomål.docx
+++ b/klagomål/A 4125-2022 FSC-klagomål.docx
@@ -988,7 +988,7 @@
     <w:r>
       <w:tab/>
       <w:tab/>
-      <w:t>2026-07-27</w:t>
+      <w:t>2026-07-28</w:t>
       <w:br/>
       <w:br/>
     </w:r>

--- a/klagomål/A 4125-2022 FSC-klagomål.docx
+++ b/klagomål/A 4125-2022 FSC-klagomål.docx
@@ -988,7 +988,7 @@
     <w:r>
       <w:tab/>
       <w:tab/>
-      <w:t>2026-07-28</w:t>
+      <w:t>2026-07-29</w:t>
       <w:br/>
       <w:br/>
     </w:r>

--- a/klagomål/A 4125-2022 FSC-klagomål.docx
+++ b/klagomål/A 4125-2022 FSC-klagomål.docx
@@ -988,7 +988,7 @@
     <w:r>
       <w:tab/>
       <w:tab/>
-      <w:t>2026-07-29</w:t>
+      <w:t>2026-07-30</w:t>
       <w:br/>
       <w:br/>
     </w:r>

--- a/klagomål/A 4125-2022 FSC-klagomål.docx
+++ b/klagomål/A 4125-2022 FSC-klagomål.docx
@@ -988,7 +988,7 @@
     <w:r>
       <w:tab/>
       <w:tab/>
-      <w:t>2026-07-30</w:t>
+      <w:t>2026-07-31</w:t>
       <w:br/>
       <w:br/>
     </w:r>

--- a/klagomål/A 4125-2022 FSC-klagomål.docx
+++ b/klagomål/A 4125-2022 FSC-klagomål.docx
@@ -988,7 +988,7 @@
     <w:r>
       <w:tab/>
       <w:tab/>
-      <w:t>2026-07-31</w:t>
+      <w:t>2026-08-01</w:t>
       <w:br/>
       <w:br/>
     </w:r>

--- a/klagomål/A 4125-2022 FSC-klagomål.docx
+++ b/klagomål/A 4125-2022 FSC-klagomål.docx
@@ -988,7 +988,7 @@
     <w:r>
       <w:tab/>
       <w:tab/>
-      <w:t>2026-08-01</w:t>
+      <w:t>2026-08-02</w:t>
       <w:br/>
       <w:br/>
     </w:r>

--- a/klagomål/A 4125-2022 FSC-klagomål.docx
+++ b/klagomål/A 4125-2022 FSC-klagomål.docx
@@ -988,7 +988,7 @@
     <w:r>
       <w:tab/>
       <w:tab/>
-      <w:t>2026-08-02</w:t>
+      <w:t>2026-08-03</w:t>
       <w:br/>
       <w:br/>
     </w:r>

--- a/klagomål/A 4125-2022 FSC-klagomål.docx
+++ b/klagomål/A 4125-2022 FSC-klagomål.docx
@@ -988,7 +988,7 @@
     <w:r>
       <w:tab/>
       <w:tab/>
-      <w:t>2026-08-03</w:t>
+      <w:t>2026-08-05</w:t>
       <w:br/>
       <w:br/>
     </w:r>

--- a/klagomål/A 4125-2022 FSC-klagomål.docx
+++ b/klagomål/A 4125-2022 FSC-klagomål.docx
@@ -988,7 +988,7 @@
     <w:r>
       <w:tab/>
       <w:tab/>
-      <w:t>2026-08-05</w:t>
+      <w:t>2026-08-07</w:t>
       <w:br/>
       <w:br/>
     </w:r>

--- a/klagomål/A 4125-2022 FSC-klagomål.docx
+++ b/klagomål/A 4125-2022 FSC-klagomål.docx
@@ -988,7 +988,7 @@
     <w:r>
       <w:tab/>
       <w:tab/>
-      <w:t>2026-08-07</w:t>
+      <w:t>2026-08-08</w:t>
       <w:br/>
       <w:br/>
     </w:r>

--- a/klagomål/A 4125-2022 FSC-klagomål.docx
+++ b/klagomål/A 4125-2022 FSC-klagomål.docx
@@ -216,7 +216,7 @@
         <w:spacing w:after="240"/>
       </w:pPr>
       <w:r>
-        <w:t>Figur 1. Fyndplatser för naturvårdsarter inom 2 meter från avverkningsanmälan. Markörer utan svart kant är placerade på fyndplatsen. Markörer med svart kant är placerade vid sidan av fyndplatsen har ett svart streck som visar fyndplatsens exakta position. Kartans mittpunktskoordinat är N 6304685, E 569667 i SWEREF 99 TM.</w:t>
+        <w:t>Figur 1. Fyndplatser för naturvårdsarter inom 2 meter från avverkningsanmälan. Markörer utan svart kant är placerade på fyndplatsen. Markörer med svart kant är placerade vid sidan av fyndplatsen och har ett svart streck som visar fyndplatsens exakta position. Kartans mittpunktskoordinat är N 6304685, E 569667 i SWEREF 99 TM.</w:t>
       </w:r>
     </w:p>
     <w:p>
@@ -988,7 +988,7 @@
     <w:r>
       <w:tab/>
       <w:tab/>
-      <w:t>2026-08-14</w:t>
+      <w:t>2026-08-15</w:t>
       <w:br/>
       <w:br/>
     </w:r>

--- a/klagomål/A 4125-2022 FSC-klagomål.docx
+++ b/klagomål/A 4125-2022 FSC-klagomål.docx
@@ -988,7 +988,7 @@
     <w:r>
       <w:tab/>
       <w:tab/>
-      <w:t>2026-08-15</w:t>
+      <w:t>2026-08-16</w:t>
       <w:br/>
       <w:br/>
     </w:r>

--- a/klagomål/A 4125-2022 FSC-klagomål.docx
+++ b/klagomål/A 4125-2022 FSC-klagomål.docx
@@ -988,7 +988,7 @@
     <w:r>
       <w:tab/>
       <w:tab/>
-      <w:t>2026-08-16</w:t>
+      <w:t>2026-08-17</w:t>
       <w:br/>
       <w:br/>
     </w:r>

--- a/klagomål/A 4125-2022 FSC-klagomål.docx
+++ b/klagomål/A 4125-2022 FSC-klagomål.docx
@@ -988,7 +988,7 @@
     <w:r>
       <w:tab/>
       <w:tab/>
-      <w:t>2026-08-17</w:t>
+      <w:t>2026-08-18</w:t>
       <w:br/>
       <w:br/>
     </w:r>

--- a/klagomål/A 4125-2022 FSC-klagomål.docx
+++ b/klagomål/A 4125-2022 FSC-klagomål.docx
@@ -988,7 +988,7 @@
     <w:r>
       <w:tab/>
       <w:tab/>
-      <w:t>2026-08-18</w:t>
+      <w:t>2026-08-19</w:t>
       <w:br/>
       <w:br/>
     </w:r>

--- a/klagomål/A 4125-2022 FSC-klagomål.docx
+++ b/klagomål/A 4125-2022 FSC-klagomål.docx
@@ -988,7 +988,7 @@
     <w:r>
       <w:tab/>
       <w:tab/>
-      <w:t>2026-08-19</w:t>
+      <w:t>2026-08-20</w:t>
       <w:br/>
       <w:br/>
     </w:r>

--- a/klagomål/A 4125-2022 FSC-klagomål.docx
+++ b/klagomål/A 4125-2022 FSC-klagomål.docx
@@ -988,7 +988,7 @@
     <w:r>
       <w:tab/>
       <w:tab/>
-      <w:t>2026-08-20</w:t>
+      <w:t>2026-08-21</w:t>
       <w:br/>
       <w:br/>
     </w:r>

--- a/klagomål/A 4125-2022 FSC-klagomål.docx
+++ b/klagomål/A 4125-2022 FSC-klagomål.docx
@@ -988,7 +988,7 @@
     <w:r>
       <w:tab/>
       <w:tab/>
-      <w:t>2026-08-21</w:t>
+      <w:t>2026-08-22</w:t>
       <w:br/>
       <w:br/>
     </w:r>

--- a/klagomål/A 4125-2022 FSC-klagomål.docx
+++ b/klagomål/A 4125-2022 FSC-klagomål.docx
@@ -988,7 +988,7 @@
     <w:r>
       <w:tab/>
       <w:tab/>
-      <w:t>2026-08-22</w:t>
+      <w:t>2026-08-23</w:t>
       <w:br/>
       <w:br/>
     </w:r>

--- a/klagomål/A 4125-2022 FSC-klagomål.docx
+++ b/klagomål/A 4125-2022 FSC-klagomål.docx
@@ -988,7 +988,7 @@
     <w:r>
       <w:tab/>
       <w:tab/>
-      <w:t>2026-08-23</w:t>
+      <w:t>2026-08-24</w:t>
       <w:br/>
       <w:br/>
     </w:r>

--- a/klagomål/A 4125-2022 FSC-klagomål.docx
+++ b/klagomål/A 4125-2022 FSC-klagomål.docx
@@ -988,7 +988,7 @@
     <w:r>
       <w:tab/>
       <w:tab/>
-      <w:t>2026-08-24</w:t>
+      <w:t>2026-08-25</w:t>
       <w:br/>
       <w:br/>
     </w:r>

--- a/klagomål/A 4125-2022 FSC-klagomål.docx
+++ b/klagomål/A 4125-2022 FSC-klagomål.docx
@@ -988,7 +988,7 @@
     <w:r>
       <w:tab/>
       <w:tab/>
-      <w:t>2026-08-25</w:t>
+      <w:t>2026-08-26</w:t>
       <w:br/>
       <w:br/>
     </w:r>

--- a/klagomål/A 4125-2022 FSC-klagomål.docx
+++ b/klagomål/A 4125-2022 FSC-klagomål.docx
@@ -988,7 +988,7 @@
     <w:r>
       <w:tab/>
       <w:tab/>
-      <w:t>2026-08-26</w:t>
+      <w:t>2026-08-27</w:t>
       <w:br/>
       <w:br/>
     </w:r>

--- a/klagomål/A 4125-2022 FSC-klagomål.docx
+++ b/klagomål/A 4125-2022 FSC-klagomål.docx
@@ -988,7 +988,7 @@
     <w:r>
       <w:tab/>
       <w:tab/>
-      <w:t>2026-08-27</w:t>
+      <w:t>2026-08-28</w:t>
       <w:br/>
       <w:br/>
     </w:r>

--- a/klagomål/A 4125-2022 FSC-klagomål.docx
+++ b/klagomål/A 4125-2022 FSC-klagomål.docx
@@ -988,7 +988,7 @@
     <w:r>
       <w:tab/>
       <w:tab/>
-      <w:t>2026-08-28</w:t>
+      <w:t>2026-08-29</w:t>
       <w:br/>
       <w:br/>
     </w:r>

--- a/klagomål/A 4125-2022 FSC-klagomål.docx
+++ b/klagomål/A 4125-2022 FSC-klagomål.docx
@@ -988,7 +988,7 @@
     <w:r>
       <w:tab/>
       <w:tab/>
-      <w:t>2026-08-29</w:t>
+      <w:t>2026-08-31</w:t>
       <w:br/>
       <w:br/>
     </w:r>

--- a/klagomål/A 4125-2022 FSC-klagomål.docx
+++ b/klagomål/A 4125-2022 FSC-klagomål.docx
@@ -988,7 +988,7 @@
     <w:r>
       <w:tab/>
       <w:tab/>
-      <w:t>2026-08-31</w:t>
+      <w:t>2026-09-01</w:t>
       <w:br/>
       <w:br/>
     </w:r>

--- a/klagomål/A 4125-2022 FSC-klagomål.docx
+++ b/klagomål/A 4125-2022 FSC-klagomål.docx
@@ -988,7 +988,7 @@
     <w:r>
       <w:tab/>
       <w:tab/>
-      <w:t>2026-09-01</w:t>
+      <w:t>2026-09-02</w:t>
       <w:br/>
       <w:br/>
     </w:r>

--- a/klagomål/A 4125-2022 FSC-klagomål.docx
+++ b/klagomål/A 4125-2022 FSC-klagomål.docx
@@ -988,7 +988,7 @@
     <w:r>
       <w:tab/>
       <w:tab/>
-      <w:t>2026-09-02</w:t>
+      <w:t>2026-09-03</w:t>
       <w:br/>
       <w:br/>
     </w:r>

--- a/klagomål/A 4125-2022 FSC-klagomål.docx
+++ b/klagomål/A 4125-2022 FSC-klagomål.docx
@@ -988,7 +988,7 @@
     <w:r>
       <w:tab/>
       <w:tab/>
-      <w:t>2026-09-03</w:t>
+      <w:t>2026-09-04</w:t>
       <w:br/>
       <w:br/>
     </w:r>

--- a/klagomål/A 4125-2022 FSC-klagomål.docx
+++ b/klagomål/A 4125-2022 FSC-klagomål.docx
@@ -988,7 +988,7 @@
     <w:r>
       <w:tab/>
       <w:tab/>
-      <w:t>2026-09-04</w:t>
+      <w:t>2026-09-05</w:t>
       <w:br/>
       <w:br/>
     </w:r>

--- a/klagomål/A 4125-2022 FSC-klagomål.docx
+++ b/klagomål/A 4125-2022 FSC-klagomål.docx
@@ -988,7 +988,7 @@
     <w:r>
       <w:tab/>
       <w:tab/>
-      <w:t>2026-09-05</w:t>
+      <w:t>2026-09-06</w:t>
       <w:br/>
       <w:br/>
     </w:r>

--- a/klagomål/A 4125-2022 FSC-klagomål.docx
+++ b/klagomål/A 4125-2022 FSC-klagomål.docx
@@ -988,7 +988,7 @@
     <w:r>
       <w:tab/>
       <w:tab/>
-      <w:t>2026-09-06</w:t>
+      <w:t>2026-09-07</w:t>
       <w:br/>
       <w:br/>
     </w:r>

--- a/klagomål/A 4125-2022 FSC-klagomål.docx
+++ b/klagomål/A 4125-2022 FSC-klagomål.docx
@@ -988,7 +988,7 @@
     <w:r>
       <w:tab/>
       <w:tab/>
-      <w:t>2026-09-07</w:t>
+      <w:t>2026-09-08</w:t>
       <w:br/>
       <w:br/>
     </w:r>

--- a/klagomål/A 4125-2022 FSC-klagomål.docx
+++ b/klagomål/A 4125-2022 FSC-klagomål.docx
@@ -988,7 +988,7 @@
     <w:r>
       <w:tab/>
       <w:tab/>
-      <w:t>2026-09-08</w:t>
+      <w:t>2026-09-09</w:t>
       <w:br/>
       <w:br/>
     </w:r>

--- a/klagomål/A 4125-2022 FSC-klagomål.docx
+++ b/klagomål/A 4125-2022 FSC-klagomål.docx
@@ -988,7 +988,7 @@
     <w:r>
       <w:tab/>
       <w:tab/>
-      <w:t>2026-09-09</w:t>
+      <w:t>2026-09-10</w:t>
       <w:br/>
       <w:br/>
     </w:r>

--- a/klagomål/A 4125-2022 FSC-klagomål.docx
+++ b/klagomål/A 4125-2022 FSC-klagomål.docx
@@ -988,7 +988,7 @@
     <w:r>
       <w:tab/>
       <w:tab/>
-      <w:t>2026-09-10</w:t>
+      <w:t>2026-09-11</w:t>
       <w:br/>
       <w:br/>
     </w:r>

--- a/klagomål/A 4125-2022 FSC-klagomål.docx
+++ b/klagomål/A 4125-2022 FSC-klagomål.docx
@@ -988,7 +988,7 @@
     <w:r>
       <w:tab/>
       <w:tab/>
-      <w:t>2026-09-11</w:t>
+      <w:t>2026-09-12</w:t>
       <w:br/>
       <w:br/>
     </w:r>

--- a/klagomål/A 4125-2022 FSC-klagomål.docx
+++ b/klagomål/A 4125-2022 FSC-klagomål.docx
@@ -988,7 +988,7 @@
     <w:r>
       <w:tab/>
       <w:tab/>
-      <w:t>2026-09-12</w:t>
+      <w:t>2026-09-13</w:t>
       <w:br/>
       <w:br/>
     </w:r>
